--- a/8.1.4.5-break-continue/sabak/ksp-8.1.4.5-ru.docx
+++ b/8.1.4.5-break-continue/sabak/ksp-8.1.4.5-ru.docx
@@ -15,7 +15,7 @@
           <w:sz w:val="30"/>
           <w:szCs w:val="30"/>
         </w:rPr>
-        <w:t xml:space="preserve">Краткосрочный план</w:t>
+        <w:t xml:space="preserve">Краткосрочный план · урок 1 (40 минут)</w:t>
       </w:r>
     </w:p>
     <w:tbl>
@@ -293,7 +293,7 @@
                 <w:sz w:val="22"/>
                 <w:szCs w:val="22"/>
               </w:rPr>
-              <w:t xml:space="preserve">Управление циклом: continue, break, else (сдвоенный урок, 80 минут)</w:t>
+              <w:t xml:space="preserve">Управление циклом: continue, break, else. Теория и закрепление</w:t>
             </w:r>
           </w:p>
         </w:tc>
@@ -405,33 +405,33 @@
                 <w:sz w:val="22"/>
                 <w:szCs w:val="22"/>
               </w:rPr>
-              <w:t xml:space="preserve">Все учащиеся: объясняют действие break и continue, применяют их в простой программе (уровень A).</w:t>
-            </w:r>
-          </w:p>
-          <w:p>
-            <w:pPr>
-              <w:spacing w:after="20" w:before="0"/>
-            </w:pPr>
-            <w:r>
-              <w:rPr>
-                <w:rFonts w:ascii="Times New Roman" w:cs="Times New Roman" w:eastAsia="Times New Roman" w:hAnsi="Times New Roman"/>
-                <w:sz w:val="22"/>
-                <w:szCs w:val="22"/>
-              </w:rPr>
-              <w:t xml:space="preserve">Большинство учащихся: решают задачи на ввод и поиск с помощью while True + break и for … else (уровень B).</w:t>
-            </w:r>
-          </w:p>
-          <w:p>
-            <w:pPr>
-              <w:spacing w:after="20" w:before="0"/>
-            </w:pPr>
-            <w:r>
-              <w:rPr>
-                <w:rFonts w:ascii="Times New Roman" w:cs="Times New Roman" w:eastAsia="Times New Roman" w:hAnsi="Times New Roman"/>
-                <w:sz w:val="22"/>
-                <w:szCs w:val="22"/>
-              </w:rPr>
-              <w:t xml:space="preserve">Некоторые учащиеся: применяют инструкции управления во вложенных циклах и в while … else (уровень C).</w:t>
+              <w:t xml:space="preserve">Все учащиеся: объясняют действие break и continue.</w:t>
+            </w:r>
+          </w:p>
+          <w:p>
+            <w:pPr>
+              <w:spacing w:after="20" w:before="0"/>
+            </w:pPr>
+            <w:r>
+              <w:rPr>
+                <w:rFonts w:ascii="Times New Roman" w:cs="Times New Roman" w:eastAsia="Times New Roman" w:hAnsi="Times New Roman"/>
+                <w:sz w:val="22"/>
+                <w:szCs w:val="22"/>
+              </w:rPr>
+              <w:t xml:space="preserve">Большинство учащихся: правильно определяют вывод фрагментов, в том числе с for … else и while True.</w:t>
+            </w:r>
+          </w:p>
+          <w:p>
+            <w:pPr>
+              <w:spacing w:after="20" w:before="0"/>
+            </w:pPr>
+            <w:r>
+              <w:rPr>
+                <w:rFonts w:ascii="Times New Roman" w:cs="Times New Roman" w:eastAsia="Times New Roman" w:hAnsi="Times New Roman"/>
+                <w:sz w:val="22"/>
+                <w:szCs w:val="22"/>
+              </w:rPr>
+              <w:t xml:space="preserve">Некоторые учащиеся: объясняют break во вложенном цикле и ошибку в программе.</w:t>
             </w:r>
           </w:p>
         </w:tc>
@@ -970,7 +970,7 @@
                 <w:sz w:val="22"/>
                 <w:szCs w:val="22"/>
               </w:rPr>
-              <w:t xml:space="preserve">0–3 мин</w:t>
+              <w:t xml:space="preserve">0–2 мин</w:t>
             </w:r>
           </w:p>
         </w:tc>
@@ -1110,7 +1110,7 @@
                 <w:sz w:val="22"/>
                 <w:szCs w:val="22"/>
               </w:rPr>
-              <w:t xml:space="preserve">3–8 мин</w:t>
+              <w:t xml:space="preserve">2–6 мин</w:t>
             </w:r>
           </w:p>
         </w:tc>
@@ -1268,7 +1268,7 @@
                 <w:sz w:val="22"/>
                 <w:szCs w:val="22"/>
               </w:rPr>
-              <w:t xml:space="preserve">8–28 мин</w:t>
+              <w:t xml:space="preserve">6–26 мин</w:t>
             </w:r>
           </w:p>
         </w:tc>
@@ -1377,19 +1377,6 @@
               <w:t xml:space="preserve"> — случай «не найдено». break во вложенном цикле. В каждом примере сначала просит учеников предсказать вывод, затем показывает.</w:t>
             </w:r>
           </w:p>
-          <w:p>
-            <w:pPr>
-              <w:spacing w:after="60" w:before="0"/>
-            </w:pPr>
-            <w:r>
-              <w:rPr>
-                <w:rFonts w:ascii="Times New Roman" w:cs="Times New Roman" w:eastAsia="Times New Roman" w:hAnsi="Times New Roman"/>
-                <w:sz w:val="22"/>
-                <w:szCs w:val="22"/>
-              </w:rPr>
-              <w:t xml:space="preserve">Теория есть и в веб-ресурсе: ученики читают её в разделе «1. Теория» файла.</w:t>
-            </w:r>
-          </w:p>
         </w:tc>
         <w:tc>
           <w:tcPr>
@@ -1460,19 +1447,6 @@
                 <w:szCs w:val="22"/>
               </w:rPr>
               <w:t xml:space="preserve">Слайды 4–11</w:t>
-            </w:r>
-          </w:p>
-          <w:p>
-            <w:pPr>
-              <w:spacing w:after="40" w:before="0"/>
-            </w:pPr>
-            <w:r>
-              <w:rPr>
-                <w:rFonts w:ascii="Times New Roman" w:cs="Times New Roman" w:eastAsia="Times New Roman" w:hAnsi="Times New Roman"/>
-                <w:sz w:val="22"/>
-                <w:szCs w:val="22"/>
-              </w:rPr>
-              <w:t xml:space="preserve">break-continue-8.1.4.5.html</w:t>
             </w:r>
           </w:p>
         </w:tc>
@@ -1516,7 +1490,7 @@
                 <w:sz w:val="22"/>
                 <w:szCs w:val="22"/>
               </w:rPr>
-              <w:t xml:space="preserve">28–38 мин</w:t>
+              <w:t xml:space="preserve">26–36 мин</w:t>
             </w:r>
           </w:p>
         </w:tc>
@@ -1679,7 +1653,7 @@
                 <w:sz w:val="22"/>
                 <w:szCs w:val="22"/>
               </w:rPr>
-              <w:t xml:space="preserve">Инструктаж</w:t>
+              <w:t xml:space="preserve">Рефлексия</w:t>
             </w:r>
           </w:p>
           <w:p>
@@ -1692,7 +1666,7 @@
                 <w:sz w:val="22"/>
                 <w:szCs w:val="22"/>
               </w:rPr>
-              <w:t xml:space="preserve">38–41 мин</w:t>
+              <w:t xml:space="preserve">36–40 мин</w:t>
             </w:r>
           </w:p>
         </w:tc>
@@ -1716,300 +1690,7 @@
                 <w:sz w:val="22"/>
                 <w:szCs w:val="22"/>
               </w:rPr>
-              <w:t xml:space="preserve">Просит открыть файл break-continue-8.1.4.5.html: ФИО и класс → теория → «Перейти к задачам». Правила: инструкции из условия (break, continue, else) обязательны; не переключать язык системными клавишами; не выходить из полноэкранного режима (2 предупреждения, на 3-м работа завершается).</w:t>
-            </w:r>
-          </w:p>
-        </w:tc>
-        <w:tc>
-          <w:tcPr>
-            <w:tcW w:type="dxa" w:w="2900"/>
-            <w:tcMar>
-              <w:top w:type="dxa" w:w="60"/>
-              <w:left w:type="dxa" w:w="100"/>
-              <w:bottom w:type="dxa" w:w="60"/>
-              <w:right w:type="dxa" w:w="100"/>
-            </w:tcMar>
-          </w:tcPr>
-          <w:p>
-            <w:pPr>
-              <w:spacing w:after="40" w:before="0"/>
-            </w:pPr>
-            <w:r>
-              <w:rPr>
-                <w:rFonts w:ascii="Times New Roman" w:cs="Times New Roman" w:eastAsia="Times New Roman" w:hAnsi="Times New Roman"/>
-                <w:sz w:val="22"/>
-                <w:szCs w:val="22"/>
-              </w:rPr>
-              <w:t xml:space="preserve">Открывают файл, вписывают ФИО.</w:t>
-            </w:r>
-          </w:p>
-        </w:tc>
-        <w:tc>
-          <w:tcPr>
-            <w:tcW w:type="dxa" w:w="2500"/>
-            <w:tcMar>
-              <w:top w:type="dxa" w:w="60"/>
-              <w:left w:type="dxa" w:w="100"/>
-              <w:bottom w:type="dxa" w:w="60"/>
-              <w:right w:type="dxa" w:w="100"/>
-            </w:tcMar>
-          </w:tcPr>
-          <w:p>
-            <w:pPr>
-              <w:spacing w:after="40" w:before="0"/>
-            </w:pPr>
-            <w:r>
-              <w:rPr>
-                <w:rFonts w:ascii="Times New Roman" w:cs="Times New Roman" w:eastAsia="Times New Roman" w:hAnsi="Times New Roman"/>
-                <w:sz w:val="22"/>
-                <w:szCs w:val="22"/>
-              </w:rPr>
-              <w:t xml:space="preserve">—</w:t>
-            </w:r>
-          </w:p>
-        </w:tc>
-        <w:tc>
-          <w:tcPr>
-            <w:tcW w:type="dxa" w:w="1738"/>
-            <w:tcMar>
-              <w:top w:type="dxa" w:w="60"/>
-              <w:left w:type="dxa" w:w="100"/>
-              <w:bottom w:type="dxa" w:w="60"/>
-              <w:right w:type="dxa" w:w="100"/>
-            </w:tcMar>
-          </w:tcPr>
-          <w:p>
-            <w:pPr>
-              <w:spacing w:after="40" w:before="0"/>
-            </w:pPr>
-            <w:r>
-              <w:rPr>
-                <w:rFonts w:ascii="Times New Roman" w:cs="Times New Roman" w:eastAsia="Times New Roman" w:hAnsi="Times New Roman"/>
-                <w:sz w:val="22"/>
-                <w:szCs w:val="22"/>
-              </w:rPr>
-              <w:t xml:space="preserve">Слайды 13–14</w:t>
-            </w:r>
-          </w:p>
-        </w:tc>
-      </w:tr>
-      <w:tr>
-        <w:trPr>
-          <w:cantSplit/>
-        </w:trPr>
-        <w:tc>
-          <w:tcPr>
-            <w:tcW w:type="dxa" w:w="2600"/>
-            <w:tcMar>
-              <w:top w:type="dxa" w:w="60"/>
-              <w:left w:type="dxa" w:w="100"/>
-              <w:bottom w:type="dxa" w:w="60"/>
-              <w:right w:type="dxa" w:w="100"/>
-            </w:tcMar>
-          </w:tcPr>
-          <w:p>
-            <w:pPr>
-              <w:spacing w:after="20" w:before="0"/>
-            </w:pPr>
-            <w:r>
-              <w:rPr>
-                <w:rFonts w:ascii="Times New Roman" w:cs="Times New Roman" w:eastAsia="Times New Roman" w:hAnsi="Times New Roman"/>
-                <w:b/>
-                <w:bCs/>
-                <w:sz w:val="22"/>
-                <w:szCs w:val="22"/>
-              </w:rPr>
-              <w:t xml:space="preserve">Формативная работа</w:t>
-            </w:r>
-          </w:p>
-          <w:p>
-            <w:pPr>
-              <w:spacing w:after="60" w:before="0"/>
-            </w:pPr>
-            <w:r>
-              <w:rPr>
-                <w:rFonts w:ascii="Times New Roman" w:cs="Times New Roman" w:eastAsia="Times New Roman" w:hAnsi="Times New Roman"/>
-                <w:sz w:val="22"/>
-                <w:szCs w:val="22"/>
-              </w:rPr>
-              <w:t xml:space="preserve">41–76 мин</w:t>
-            </w:r>
-          </w:p>
-        </w:tc>
-        <w:tc>
-          <w:tcPr>
-            <w:tcW w:type="dxa" w:w="5400"/>
-            <w:tcMar>
-              <w:top w:type="dxa" w:w="60"/>
-              <w:left w:type="dxa" w:w="100"/>
-              <w:bottom w:type="dxa" w:w="60"/>
-              <w:right w:type="dxa" w:w="100"/>
-            </w:tcMar>
-          </w:tcPr>
-          <w:p>
-            <w:pPr>
-              <w:spacing w:after="60" w:before="0"/>
-            </w:pPr>
-            <w:r>
-              <w:rPr>
-                <w:rFonts w:ascii="Times New Roman" w:cs="Times New Roman" w:eastAsia="Times New Roman" w:hAnsi="Times New Roman"/>
-                <w:sz w:val="22"/>
-                <w:szCs w:val="22"/>
-              </w:rPr>
-              <w:t xml:space="preserve">Наблюдает за работой, задаёт наводящие вопросы (ответ не подсказывает). 13 олимпиадных задач: A (1–4), B (5–7), C (8–13). Каждая проверяется на 8 тестах, 1 балл.</w:t>
-            </w:r>
-          </w:p>
-          <w:p>
-            <w:pPr>
-              <w:spacing w:after="60" w:before="0"/>
-            </w:pPr>
-            <w:r>
-              <w:rPr>
-                <w:rFonts w:ascii="Times New Roman" w:cs="Times New Roman" w:eastAsia="Times New Roman" w:hAnsi="Times New Roman"/>
-                <w:sz w:val="22"/>
-                <w:szCs w:val="22"/>
-              </w:rPr>
-              <w:t xml:space="preserve">Время задаётся в файле в строке WORK_MIN (сейчас 80 минут). Для этого плана достаточно 35 минут; незавершённые задачи — на дом.</w:t>
-            </w:r>
-          </w:p>
-        </w:tc>
-        <w:tc>
-          <w:tcPr>
-            <w:tcW w:type="dxa" w:w="2900"/>
-            <w:tcMar>
-              <w:top w:type="dxa" w:w="60"/>
-              <w:left w:type="dxa" w:w="100"/>
-              <w:bottom w:type="dxa" w:w="60"/>
-              <w:right w:type="dxa" w:w="100"/>
-            </w:tcMar>
-          </w:tcPr>
-          <w:p>
-            <w:pPr>
-              <w:spacing w:after="40" w:before="0"/>
-            </w:pPr>
-            <w:r>
-              <w:rPr>
-                <w:rFonts w:ascii="Times New Roman" w:cs="Times New Roman" w:eastAsia="Times New Roman" w:hAnsi="Times New Roman"/>
-                <w:sz w:val="22"/>
-                <w:szCs w:val="22"/>
-              </w:rPr>
-              <w:t xml:space="preserve">Пишут программы на Python, проверяют кнопками «▶ Запустить» и «✓ Проверить».</w:t>
-            </w:r>
-          </w:p>
-        </w:tc>
-        <w:tc>
-          <w:tcPr>
-            <w:tcW w:type="dxa" w:w="2500"/>
-            <w:tcMar>
-              <w:top w:type="dxa" w:w="60"/>
-              <w:left w:type="dxa" w:w="100"/>
-              <w:bottom w:type="dxa" w:w="60"/>
-              <w:right w:type="dxa" w:w="100"/>
-            </w:tcMar>
-          </w:tcPr>
-          <w:p>
-            <w:pPr>
-              <w:spacing w:after="40" w:before="0"/>
-            </w:pPr>
-            <w:r>
-              <w:rPr>
-                <w:rFonts w:ascii="Times New Roman" w:cs="Times New Roman" w:eastAsia="Times New Roman" w:hAnsi="Times New Roman"/>
-                <w:sz w:val="22"/>
-                <w:szCs w:val="22"/>
-              </w:rPr>
-              <w:t xml:space="preserve">Автоматическая проверка: 8 тестов + обязательная инструкция; 13 баллов. На странице результата — таблица и разбор.</w:t>
-            </w:r>
-          </w:p>
-        </w:tc>
-        <w:tc>
-          <w:tcPr>
-            <w:tcW w:type="dxa" w:w="1738"/>
-            <w:tcMar>
-              <w:top w:type="dxa" w:w="60"/>
-              <w:left w:type="dxa" w:w="100"/>
-              <w:bottom w:type="dxa" w:w="60"/>
-              <w:right w:type="dxa" w:w="100"/>
-            </w:tcMar>
-          </w:tcPr>
-          <w:p>
-            <w:pPr>
-              <w:spacing w:after="40" w:before="0"/>
-            </w:pPr>
-            <w:r>
-              <w:rPr>
-                <w:rFonts w:ascii="Times New Roman" w:cs="Times New Roman" w:eastAsia="Times New Roman" w:hAnsi="Times New Roman"/>
-                <w:sz w:val="22"/>
-                <w:szCs w:val="22"/>
-              </w:rPr>
-              <w:t xml:space="preserve">break-continue-8.1.4.5.html</w:t>
-            </w:r>
-          </w:p>
-        </w:tc>
-      </w:tr>
-      <w:tr>
-        <w:trPr>
-          <w:cantSplit/>
-        </w:trPr>
-        <w:tc>
-          <w:tcPr>
-            <w:tcW w:type="dxa" w:w="2600"/>
-            <w:tcMar>
-              <w:top w:type="dxa" w:w="60"/>
-              <w:left w:type="dxa" w:w="100"/>
-              <w:bottom w:type="dxa" w:w="60"/>
-              <w:right w:type="dxa" w:w="100"/>
-            </w:tcMar>
-          </w:tcPr>
-          <w:p>
-            <w:pPr>
-              <w:spacing w:after="20" w:before="0"/>
-            </w:pPr>
-            <w:r>
-              <w:rPr>
-                <w:rFonts w:ascii="Times New Roman" w:cs="Times New Roman" w:eastAsia="Times New Roman" w:hAnsi="Times New Roman"/>
-                <w:b/>
-                <w:bCs/>
-                <w:sz w:val="22"/>
-                <w:szCs w:val="22"/>
-              </w:rPr>
-              <w:t xml:space="preserve">Рефлексия</w:t>
-            </w:r>
-          </w:p>
-          <w:p>
-            <w:pPr>
-              <w:spacing w:after="60" w:before="0"/>
-            </w:pPr>
-            <w:r>
-              <w:rPr>
-                <w:rFonts w:ascii="Times New Roman" w:cs="Times New Roman" w:eastAsia="Times New Roman" w:hAnsi="Times New Roman"/>
-                <w:sz w:val="22"/>
-                <w:szCs w:val="22"/>
-              </w:rPr>
-              <w:t xml:space="preserve">76–80 мин</w:t>
-            </w:r>
-          </w:p>
-        </w:tc>
-        <w:tc>
-          <w:tcPr>
-            <w:tcW w:type="dxa" w:w="5400"/>
-            <w:tcMar>
-              <w:top w:type="dxa" w:w="60"/>
-              <w:left w:type="dxa" w:w="100"/>
-              <w:bottom w:type="dxa" w:w="60"/>
-              <w:right w:type="dxa" w:w="100"/>
-            </w:tcMar>
-          </w:tcPr>
-          <w:p>
-            <w:pPr>
-              <w:spacing w:after="60" w:before="0"/>
-            </w:pPr>
-            <w:r>
-              <w:rPr>
-                <w:rFonts w:ascii="Times New Roman" w:cs="Times New Roman" w:eastAsia="Times New Roman" w:hAnsi="Times New Roman"/>
-                <w:sz w:val="22"/>
-                <w:szCs w:val="22"/>
-              </w:rPr>
-              <w:t xml:space="preserve">«Светофор»: зелёный — сам применяю break/continue/else; жёлтый — иногда ошибаюсь; красный — нужна помощь. Домашнее задание: нерешённые задачи (в файле или в тетради).</w:t>
+              <w:t xml:space="preserve">«Светофор»: зелёный — понял break/continue/else; жёлтый — иногда ошибаюсь; красный — нужна помощь. Домашнее задание: задание 3 раздатки; прочитать теорию в веб-ресурсе.</w:t>
             </w:r>
           </w:p>
         </w:tc>
@@ -2208,7 +1889,7 @@
                 <w:sz w:val="22"/>
                 <w:szCs w:val="22"/>
               </w:rPr>
-              <w:t xml:space="preserve">Задачи уровней A → B → C; у каждого ученика свои числа и тесты; к теории можно вернуться в любой момент кнопкой «📖 Теория»; быстрым ученикам — задачи 11–13.</w:t>
+              <w:t xml:space="preserve">В раздатке задание 1 от простого к сложному (1–8); задание 3 — для быстрых учеников.</w:t>
             </w:r>
           </w:p>
         </w:tc>
@@ -2232,7 +1913,1718 @@
                 <w:sz w:val="22"/>
                 <w:szCs w:val="22"/>
               </w:rPr>
-              <w:t xml:space="preserve">Раздатка — взаимооценивание (10 баллов). Веб-ресурс — автоматическое оценивание (13 баллов), таблица результата видна на экране. Самооценка — «светофор».</w:t>
+              <w:t xml:space="preserve">Раздатка — взаимооценивание (10 баллов). Самооценка — «светофор».</w:t>
+            </w:r>
+          </w:p>
+        </w:tc>
+        <w:tc>
+          <w:tcPr>
+            <w:tcW w:type="dxa" w:w="5046"/>
+            <w:tcMar>
+              <w:top w:type="dxa" w:w="60"/>
+              <w:left w:type="dxa" w:w="100"/>
+              <w:bottom w:type="dxa" w:w="60"/>
+              <w:right w:type="dxa" w:w="100"/>
+            </w:tcMar>
+          </w:tcPr>
+          <w:p>
+            <w:pPr>
+              <w:spacing w:after="20" w:before="0"/>
+            </w:pPr>
+            <w:r>
+              <w:rPr>
+                <w:rFonts w:ascii="Times New Roman" w:cs="Times New Roman" w:eastAsia="Times New Roman" w:hAnsi="Times New Roman"/>
+                <w:sz w:val="22"/>
+                <w:szCs w:val="22"/>
+              </w:rPr>
+              <w:t xml:space="preserve">Правила класса; уважение друг к другу при работе в парах.</w:t>
+            </w:r>
+          </w:p>
+        </w:tc>
+      </w:tr>
+    </w:tbl>
+    <w:p>
+      <w:pPr>
+        <w:spacing w:after="60" w:before="160"/>
+      </w:pPr>
+      <w:r>
+        <w:rPr>
+          <w:rFonts w:ascii="Times New Roman" w:cs="Times New Roman" w:eastAsia="Times New Roman" w:hAnsi="Times New Roman"/>
+          <w:i/>
+          <w:iCs/>
+          <w:sz w:val="22"/>
+          <w:szCs w:val="22"/>
+        </w:rPr>
+        <w:t xml:space="preserve">Рефлексия после урока: достигнута ли цель? Какая инструкция (break, continue, else) оказалась самой трудной? Что повторить на следующем уроке?</w:t>
+      </w:r>
+    </w:p>
+    <w:p>
+      <w:r>
+        <w:br w:type="page"/>
+      </w:r>
+    </w:p>
+    <w:p>
+      <w:pPr>
+        <w:spacing w:after="120" w:before="0"/>
+        <w:jc w:val="center"/>
+      </w:pPr>
+      <w:r>
+        <w:rPr>
+          <w:rFonts w:ascii="Times New Roman" w:cs="Times New Roman" w:eastAsia="Times New Roman" w:hAnsi="Times New Roman"/>
+          <w:b/>
+          <w:bCs/>
+          <w:sz w:val="30"/>
+          <w:szCs w:val="30"/>
+        </w:rPr>
+        <w:t xml:space="preserve">Краткосрочный план · урок 2 (80 минут)</w:t>
+      </w:r>
+    </w:p>
+    <w:tbl>
+      <w:tblPr>
+        <w:tblW w:type="dxa" w:w="15138"/>
+        <w:tblBorders>
+          <w:top w:val="single" w:color="808080" w:sz="4"/>
+          <w:left w:val="single" w:color="808080" w:sz="4"/>
+          <w:bottom w:val="single" w:color="808080" w:sz="4"/>
+          <w:right w:val="single" w:color="808080" w:sz="4"/>
+          <w:insideH w:val="single" w:color="808080" w:sz="4"/>
+          <w:insideV w:val="single" w:color="808080" w:sz="4"/>
+        </w:tblBorders>
+      </w:tblPr>
+      <w:tblGrid>
+        <w:gridCol w:w="4000"/>
+        <w:gridCol w:w="11138"/>
+      </w:tblGrid>
+      <w:tr>
+        <w:trPr>
+          <w:cantSplit/>
+        </w:trPr>
+        <w:tc>
+          <w:tcPr>
+            <w:tcW w:type="dxa" w:w="4000"/>
+            <w:shd w:fill="F3F6FA" w:color="auto" w:val="clear"/>
+            <w:tcMar>
+              <w:top w:type="dxa" w:w="60"/>
+              <w:left w:type="dxa" w:w="100"/>
+              <w:bottom w:type="dxa" w:w="60"/>
+              <w:right w:type="dxa" w:w="100"/>
+            </w:tcMar>
+          </w:tcPr>
+          <w:p>
+            <w:pPr>
+              <w:spacing w:after="20" w:before="0"/>
+            </w:pPr>
+            <w:r>
+              <w:rPr>
+                <w:rFonts w:ascii="Times New Roman" w:cs="Times New Roman" w:eastAsia="Times New Roman" w:hAnsi="Times New Roman"/>
+                <w:b/>
+                <w:bCs/>
+                <w:sz w:val="22"/>
+                <w:szCs w:val="22"/>
+              </w:rPr>
+              <w:t xml:space="preserve">Раздел</w:t>
+            </w:r>
+          </w:p>
+        </w:tc>
+        <w:tc>
+          <w:tcPr>
+            <w:tcW w:type="dxa" w:w="11138"/>
+            <w:tcMar>
+              <w:top w:type="dxa" w:w="60"/>
+              <w:left w:type="dxa" w:w="100"/>
+              <w:bottom w:type="dxa" w:w="60"/>
+              <w:right w:type="dxa" w:w="100"/>
+            </w:tcMar>
+          </w:tcPr>
+          <w:p>
+            <w:pPr>
+              <w:spacing w:after="20" w:before="0"/>
+            </w:pPr>
+            <w:r>
+              <w:rPr>
+                <w:rFonts w:ascii="Times New Roman" w:cs="Times New Roman" w:eastAsia="Times New Roman" w:hAnsi="Times New Roman"/>
+                <w:sz w:val="22"/>
+                <w:szCs w:val="22"/>
+              </w:rPr>
+              <w:t xml:space="preserve">Алгоритмы и программирование: циклы</w:t>
+            </w:r>
+          </w:p>
+        </w:tc>
+      </w:tr>
+      <w:tr>
+        <w:trPr>
+          <w:cantSplit/>
+        </w:trPr>
+        <w:tc>
+          <w:tcPr>
+            <w:tcW w:type="dxa" w:w="4000"/>
+            <w:shd w:fill="F3F6FA" w:color="auto" w:val="clear"/>
+            <w:tcMar>
+              <w:top w:type="dxa" w:w="60"/>
+              <w:left w:type="dxa" w:w="100"/>
+              <w:bottom w:type="dxa" w:w="60"/>
+              <w:right w:type="dxa" w:w="100"/>
+            </w:tcMar>
+          </w:tcPr>
+          <w:p>
+            <w:pPr>
+              <w:spacing w:after="20" w:before="0"/>
+            </w:pPr>
+            <w:r>
+              <w:rPr>
+                <w:rFonts w:ascii="Times New Roman" w:cs="Times New Roman" w:eastAsia="Times New Roman" w:hAnsi="Times New Roman"/>
+                <w:b/>
+                <w:bCs/>
+                <w:sz w:val="22"/>
+                <w:szCs w:val="22"/>
+              </w:rPr>
+              <w:t xml:space="preserve">ФИО педагога</w:t>
+            </w:r>
+          </w:p>
+        </w:tc>
+        <w:tc>
+          <w:tcPr>
+            <w:tcW w:type="dxa" w:w="11138"/>
+            <w:tcMar>
+              <w:top w:type="dxa" w:w="60"/>
+              <w:left w:type="dxa" w:w="100"/>
+              <w:bottom w:type="dxa" w:w="60"/>
+              <w:right w:type="dxa" w:w="100"/>
+            </w:tcMar>
+          </w:tcPr>
+          <w:p>
+            <w:pPr>
+              <w:spacing w:after="20" w:before="0"/>
+            </w:pPr>
+          </w:p>
+        </w:tc>
+      </w:tr>
+      <w:tr>
+        <w:trPr>
+          <w:cantSplit/>
+        </w:trPr>
+        <w:tc>
+          <w:tcPr>
+            <w:tcW w:type="dxa" w:w="4000"/>
+            <w:shd w:fill="F3F6FA" w:color="auto" w:val="clear"/>
+            <w:tcMar>
+              <w:top w:type="dxa" w:w="60"/>
+              <w:left w:type="dxa" w:w="100"/>
+              <w:bottom w:type="dxa" w:w="60"/>
+              <w:right w:type="dxa" w:w="100"/>
+            </w:tcMar>
+          </w:tcPr>
+          <w:p>
+            <w:pPr>
+              <w:spacing w:after="20" w:before="0"/>
+            </w:pPr>
+            <w:r>
+              <w:rPr>
+                <w:rFonts w:ascii="Times New Roman" w:cs="Times New Roman" w:eastAsia="Times New Roman" w:hAnsi="Times New Roman"/>
+                <w:b/>
+                <w:bCs/>
+                <w:sz w:val="22"/>
+                <w:szCs w:val="22"/>
+              </w:rPr>
+              <w:t xml:space="preserve">Дата</w:t>
+            </w:r>
+          </w:p>
+        </w:tc>
+        <w:tc>
+          <w:tcPr>
+            <w:tcW w:type="dxa" w:w="11138"/>
+            <w:tcMar>
+              <w:top w:type="dxa" w:w="60"/>
+              <w:left w:type="dxa" w:w="100"/>
+              <w:bottom w:type="dxa" w:w="60"/>
+              <w:right w:type="dxa" w:w="100"/>
+            </w:tcMar>
+          </w:tcPr>
+          <w:p>
+            <w:pPr>
+              <w:spacing w:after="20" w:before="0"/>
+            </w:pPr>
+          </w:p>
+        </w:tc>
+      </w:tr>
+      <w:tr>
+        <w:trPr>
+          <w:cantSplit/>
+        </w:trPr>
+        <w:tc>
+          <w:tcPr>
+            <w:tcW w:type="dxa" w:w="4000"/>
+            <w:shd w:fill="F3F6FA" w:color="auto" w:val="clear"/>
+            <w:tcMar>
+              <w:top w:type="dxa" w:w="60"/>
+              <w:left w:type="dxa" w:w="100"/>
+              <w:bottom w:type="dxa" w:w="60"/>
+              <w:right w:type="dxa" w:w="100"/>
+            </w:tcMar>
+          </w:tcPr>
+          <w:p>
+            <w:pPr>
+              <w:spacing w:after="20" w:before="0"/>
+            </w:pPr>
+            <w:r>
+              <w:rPr>
+                <w:rFonts w:ascii="Times New Roman" w:cs="Times New Roman" w:eastAsia="Times New Roman" w:hAnsi="Times New Roman"/>
+                <w:b/>
+                <w:bCs/>
+                <w:sz w:val="22"/>
+                <w:szCs w:val="22"/>
+              </w:rPr>
+              <w:t xml:space="preserve">Класс</w:t>
+            </w:r>
+          </w:p>
+        </w:tc>
+        <w:tc>
+          <w:tcPr>
+            <w:tcW w:type="dxa" w:w="11138"/>
+            <w:tcMar>
+              <w:top w:type="dxa" w:w="60"/>
+              <w:left w:type="dxa" w:w="100"/>
+              <w:bottom w:type="dxa" w:w="60"/>
+              <w:right w:type="dxa" w:w="100"/>
+            </w:tcMar>
+          </w:tcPr>
+          <w:p>
+            <w:pPr>
+              <w:spacing w:after="20" w:before="0"/>
+            </w:pPr>
+            <w:r>
+              <w:rPr>
+                <w:rFonts w:ascii="Times New Roman" w:cs="Times New Roman" w:eastAsia="Times New Roman" w:hAnsi="Times New Roman"/>
+                <w:sz w:val="22"/>
+                <w:szCs w:val="22"/>
+              </w:rPr>
+              <w:t xml:space="preserve">8 ___   Количество присутствующих: ___   отсутствующих: ___</w:t>
+            </w:r>
+          </w:p>
+        </w:tc>
+      </w:tr>
+      <w:tr>
+        <w:trPr>
+          <w:cantSplit/>
+        </w:trPr>
+        <w:tc>
+          <w:tcPr>
+            <w:tcW w:type="dxa" w:w="4000"/>
+            <w:shd w:fill="F3F6FA" w:color="auto" w:val="clear"/>
+            <w:tcMar>
+              <w:top w:type="dxa" w:w="60"/>
+              <w:left w:type="dxa" w:w="100"/>
+              <w:bottom w:type="dxa" w:w="60"/>
+              <w:right w:type="dxa" w:w="100"/>
+            </w:tcMar>
+          </w:tcPr>
+          <w:p>
+            <w:pPr>
+              <w:spacing w:after="20" w:before="0"/>
+            </w:pPr>
+            <w:r>
+              <w:rPr>
+                <w:rFonts w:ascii="Times New Roman" w:cs="Times New Roman" w:eastAsia="Times New Roman" w:hAnsi="Times New Roman"/>
+                <w:b/>
+                <w:bCs/>
+                <w:sz w:val="22"/>
+                <w:szCs w:val="22"/>
+              </w:rPr>
+              <w:t xml:space="preserve">Тема урока</w:t>
+            </w:r>
+          </w:p>
+        </w:tc>
+        <w:tc>
+          <w:tcPr>
+            <w:tcW w:type="dxa" w:w="11138"/>
+            <w:tcMar>
+              <w:top w:type="dxa" w:w="60"/>
+              <w:left w:type="dxa" w:w="100"/>
+              <w:bottom w:type="dxa" w:w="60"/>
+              <w:right w:type="dxa" w:w="100"/>
+            </w:tcMar>
+          </w:tcPr>
+          <w:p>
+            <w:pPr>
+              <w:spacing w:after="20" w:before="0"/>
+            </w:pPr>
+            <w:r>
+              <w:rPr>
+                <w:rFonts w:ascii="Times New Roman" w:cs="Times New Roman" w:eastAsia="Times New Roman" w:hAnsi="Times New Roman"/>
+                <w:sz w:val="22"/>
+                <w:szCs w:val="22"/>
+              </w:rPr>
+              <w:t xml:space="preserve">Управление циклом: continue, break, else. Олимпиадные задачи (сдвоенный урок)</w:t>
+            </w:r>
+          </w:p>
+        </w:tc>
+      </w:tr>
+      <w:tr>
+        <w:trPr>
+          <w:cantSplit/>
+        </w:trPr>
+        <w:tc>
+          <w:tcPr>
+            <w:tcW w:type="dxa" w:w="4000"/>
+            <w:shd w:fill="F3F6FA" w:color="auto" w:val="clear"/>
+            <w:tcMar>
+              <w:top w:type="dxa" w:w="60"/>
+              <w:left w:type="dxa" w:w="100"/>
+              <w:bottom w:type="dxa" w:w="60"/>
+              <w:right w:type="dxa" w:w="100"/>
+            </w:tcMar>
+          </w:tcPr>
+          <w:p>
+            <w:pPr>
+              <w:spacing w:after="20" w:before="0"/>
+            </w:pPr>
+            <w:r>
+              <w:rPr>
+                <w:rFonts w:ascii="Times New Roman" w:cs="Times New Roman" w:eastAsia="Times New Roman" w:hAnsi="Times New Roman"/>
+                <w:b/>
+                <w:bCs/>
+                <w:sz w:val="22"/>
+                <w:szCs w:val="22"/>
+              </w:rPr>
+              <w:t xml:space="preserve">Цель обучения в соответствии с учебной программой</w:t>
+            </w:r>
+          </w:p>
+        </w:tc>
+        <w:tc>
+          <w:tcPr>
+            <w:tcW w:type="dxa" w:w="11138"/>
+            <w:tcMar>
+              <w:top w:type="dxa" w:w="60"/>
+              <w:left w:type="dxa" w:w="100"/>
+              <w:bottom w:type="dxa" w:w="60"/>
+              <w:right w:type="dxa" w:w="100"/>
+            </w:tcMar>
+          </w:tcPr>
+          <w:p>
+            <w:pPr>
+              <w:spacing w:after="20" w:before="0"/>
+            </w:pPr>
+            <w:r>
+              <w:rPr>
+                <w:rFonts w:ascii="Times New Roman" w:cs="Times New Roman" w:eastAsia="Times New Roman" w:hAnsi="Times New Roman"/>
+                <w:sz w:val="22"/>
+                <w:szCs w:val="22"/>
+              </w:rPr>
+              <w:t xml:space="preserve">8.1.4.5 — использовать инструкции управления циклом (continue, break, else)</w:t>
+            </w:r>
+          </w:p>
+        </w:tc>
+      </w:tr>
+      <w:tr>
+        <w:trPr>
+          <w:cantSplit/>
+        </w:trPr>
+        <w:tc>
+          <w:tcPr>
+            <w:tcW w:type="dxa" w:w="4000"/>
+            <w:shd w:fill="F3F6FA" w:color="auto" w:val="clear"/>
+            <w:tcMar>
+              <w:top w:type="dxa" w:w="60"/>
+              <w:left w:type="dxa" w:w="100"/>
+              <w:bottom w:type="dxa" w:w="60"/>
+              <w:right w:type="dxa" w:w="100"/>
+            </w:tcMar>
+          </w:tcPr>
+          <w:p>
+            <w:pPr>
+              <w:spacing w:after="20" w:before="0"/>
+            </w:pPr>
+            <w:r>
+              <w:rPr>
+                <w:rFonts w:ascii="Times New Roman" w:cs="Times New Roman" w:eastAsia="Times New Roman" w:hAnsi="Times New Roman"/>
+                <w:b/>
+                <w:bCs/>
+                <w:sz w:val="22"/>
+                <w:szCs w:val="22"/>
+              </w:rPr>
+              <w:t xml:space="preserve">Цель урока</w:t>
+            </w:r>
+          </w:p>
+        </w:tc>
+        <w:tc>
+          <w:tcPr>
+            <w:tcW w:type="dxa" w:w="11138"/>
+            <w:tcMar>
+              <w:top w:type="dxa" w:w="60"/>
+              <w:left w:type="dxa" w:w="100"/>
+              <w:bottom w:type="dxa" w:w="60"/>
+              <w:right w:type="dxa" w:w="100"/>
+            </w:tcMar>
+          </w:tcPr>
+          <w:p>
+            <w:pPr>
+              <w:spacing w:after="20" w:before="0"/>
+            </w:pPr>
+            <w:r>
+              <w:rPr>
+                <w:rFonts w:ascii="Times New Roman" w:cs="Times New Roman" w:eastAsia="Times New Roman" w:hAnsi="Times New Roman"/>
+                <w:sz w:val="22"/>
+                <w:szCs w:val="22"/>
+              </w:rPr>
+              <w:t xml:space="preserve">Все учащиеся: решают задачи уровня A с break и continue (1–4).</w:t>
+            </w:r>
+          </w:p>
+          <w:p>
+            <w:pPr>
+              <w:spacing w:after="20" w:before="0"/>
+            </w:pPr>
+            <w:r>
+              <w:rPr>
+                <w:rFonts w:ascii="Times New Roman" w:cs="Times New Roman" w:eastAsia="Times New Roman" w:hAnsi="Times New Roman"/>
+                <w:sz w:val="22"/>
+                <w:szCs w:val="22"/>
+              </w:rPr>
+              <w:t xml:space="preserve">Большинство учащихся: решают задачи уровня B с while True + break и for … else (5–7).</w:t>
+            </w:r>
+          </w:p>
+          <w:p>
+            <w:pPr>
+              <w:spacing w:after="20" w:before="0"/>
+            </w:pPr>
+            <w:r>
+              <w:rPr>
+                <w:rFonts w:ascii="Times New Roman" w:cs="Times New Roman" w:eastAsia="Times New Roman" w:hAnsi="Times New Roman"/>
+                <w:sz w:val="22"/>
+                <w:szCs w:val="22"/>
+              </w:rPr>
+              <w:t xml:space="preserve">Некоторые учащиеся: решают задачи уровня C с вложенными циклами и while … else (8–13).</w:t>
+            </w:r>
+          </w:p>
+        </w:tc>
+      </w:tr>
+      <w:tr>
+        <w:trPr>
+          <w:cantSplit/>
+        </w:trPr>
+        <w:tc>
+          <w:tcPr>
+            <w:tcW w:type="dxa" w:w="4000"/>
+            <w:shd w:fill="F3F6FA" w:color="auto" w:val="clear"/>
+            <w:tcMar>
+              <w:top w:type="dxa" w:w="60"/>
+              <w:left w:type="dxa" w:w="100"/>
+              <w:bottom w:type="dxa" w:w="60"/>
+              <w:right w:type="dxa" w:w="100"/>
+            </w:tcMar>
+          </w:tcPr>
+          <w:p>
+            <w:pPr>
+              <w:spacing w:after="20" w:before="0"/>
+            </w:pPr>
+            <w:r>
+              <w:rPr>
+                <w:rFonts w:ascii="Times New Roman" w:cs="Times New Roman" w:eastAsia="Times New Roman" w:hAnsi="Times New Roman"/>
+                <w:b/>
+                <w:bCs/>
+                <w:sz w:val="22"/>
+                <w:szCs w:val="22"/>
+              </w:rPr>
+              <w:t xml:space="preserve">Критерии оценивания</w:t>
+            </w:r>
+          </w:p>
+        </w:tc>
+        <w:tc>
+          <w:tcPr>
+            <w:tcW w:type="dxa" w:w="11138"/>
+            <w:tcMar>
+              <w:top w:type="dxa" w:w="60"/>
+              <w:left w:type="dxa" w:w="100"/>
+              <w:bottom w:type="dxa" w:w="60"/>
+              <w:right w:type="dxa" w:w="100"/>
+            </w:tcMar>
+          </w:tcPr>
+          <w:p>
+            <w:pPr>
+              <w:spacing w:after="20" w:before="0"/>
+            </w:pPr>
+            <w:r>
+              <w:rPr>
+                <w:rFonts w:ascii="Times New Roman" w:cs="Times New Roman" w:eastAsia="Times New Roman" w:hAnsi="Times New Roman"/>
+                <w:sz w:val="22"/>
+                <w:szCs w:val="22"/>
+              </w:rPr>
+              <w:t xml:space="preserve">— останавливает цикл при выполнении условия с помощью break;</w:t>
+            </w:r>
+          </w:p>
+          <w:p>
+            <w:pPr>
+              <w:spacing w:after="20" w:before="0"/>
+            </w:pPr>
+            <w:r>
+              <w:rPr>
+                <w:rFonts w:ascii="Times New Roman" w:cs="Times New Roman" w:eastAsia="Times New Roman" w:hAnsi="Times New Roman"/>
+                <w:sz w:val="22"/>
+                <w:szCs w:val="22"/>
+              </w:rPr>
+              <w:t xml:space="preserve">— пропускает ненужный шаг с помощью continue;</w:t>
+            </w:r>
+          </w:p>
+          <w:p>
+            <w:pPr>
+              <w:spacing w:after="20" w:before="0"/>
+            </w:pPr>
+            <w:r>
+              <w:rPr>
+                <w:rFonts w:ascii="Times New Roman" w:cs="Times New Roman" w:eastAsia="Times New Roman" w:hAnsi="Times New Roman"/>
+                <w:sz w:val="22"/>
+                <w:szCs w:val="22"/>
+              </w:rPr>
+              <w:t xml:space="preserve">— правильно использует часть else цикла для случая «не найдено»;</w:t>
+            </w:r>
+          </w:p>
+          <w:p>
+            <w:pPr>
+              <w:spacing w:after="20" w:before="0"/>
+            </w:pPr>
+            <w:r>
+              <w:rPr>
+                <w:rFonts w:ascii="Times New Roman" w:cs="Times New Roman" w:eastAsia="Times New Roman" w:hAnsi="Times New Roman"/>
+                <w:sz w:val="22"/>
+                <w:szCs w:val="22"/>
+              </w:rPr>
+              <w:t xml:space="preserve">— определяет результат выполнения программы заранее.</w:t>
+            </w:r>
+          </w:p>
+        </w:tc>
+      </w:tr>
+      <w:tr>
+        <w:trPr>
+          <w:cantSplit/>
+        </w:trPr>
+        <w:tc>
+          <w:tcPr>
+            <w:tcW w:type="dxa" w:w="4000"/>
+            <w:shd w:fill="F3F6FA" w:color="auto" w:val="clear"/>
+            <w:tcMar>
+              <w:top w:type="dxa" w:w="60"/>
+              <w:left w:type="dxa" w:w="100"/>
+              <w:bottom w:type="dxa" w:w="60"/>
+              <w:right w:type="dxa" w:w="100"/>
+            </w:tcMar>
+          </w:tcPr>
+          <w:p>
+            <w:pPr>
+              <w:spacing w:after="20" w:before="0"/>
+            </w:pPr>
+            <w:r>
+              <w:rPr>
+                <w:rFonts w:ascii="Times New Roman" w:cs="Times New Roman" w:eastAsia="Times New Roman" w:hAnsi="Times New Roman"/>
+                <w:b/>
+                <w:bCs/>
+                <w:sz w:val="22"/>
+                <w:szCs w:val="22"/>
+              </w:rPr>
+              <w:t xml:space="preserve">Языковые цели</w:t>
+            </w:r>
+          </w:p>
+        </w:tc>
+        <w:tc>
+          <w:tcPr>
+            <w:tcW w:type="dxa" w:w="11138"/>
+            <w:tcMar>
+              <w:top w:type="dxa" w:w="60"/>
+              <w:left w:type="dxa" w:w="100"/>
+              <w:bottom w:type="dxa" w:w="60"/>
+              <w:right w:type="dxa" w:w="100"/>
+            </w:tcMar>
+          </w:tcPr>
+          <w:p>
+            <w:pPr>
+              <w:spacing w:after="20" w:before="0"/>
+            </w:pPr>
+            <w:r>
+              <w:rPr>
+                <w:rFonts w:ascii="Times New Roman" w:cs="Times New Roman" w:eastAsia="Times New Roman" w:hAnsi="Times New Roman"/>
+                <w:sz w:val="22"/>
+                <w:szCs w:val="22"/>
+              </w:rPr>
+              <w:t xml:space="preserve">Термины: цикл, условие, прерывание (break), пропуск (continue), бесконечный цикл, флаг, истина (True), ложь (False).</w:t>
+            </w:r>
+          </w:p>
+        </w:tc>
+      </w:tr>
+      <w:tr>
+        <w:trPr>
+          <w:cantSplit/>
+        </w:trPr>
+        <w:tc>
+          <w:tcPr>
+            <w:tcW w:type="dxa" w:w="4000"/>
+            <w:shd w:fill="F3F6FA" w:color="auto" w:val="clear"/>
+            <w:tcMar>
+              <w:top w:type="dxa" w:w="60"/>
+              <w:left w:type="dxa" w:w="100"/>
+              <w:bottom w:type="dxa" w:w="60"/>
+              <w:right w:type="dxa" w:w="100"/>
+            </w:tcMar>
+          </w:tcPr>
+          <w:p>
+            <w:pPr>
+              <w:spacing w:after="20" w:before="0"/>
+            </w:pPr>
+            <w:r>
+              <w:rPr>
+                <w:rFonts w:ascii="Times New Roman" w:cs="Times New Roman" w:eastAsia="Times New Roman" w:hAnsi="Times New Roman"/>
+                <w:b/>
+                <w:bCs/>
+                <w:sz w:val="22"/>
+                <w:szCs w:val="22"/>
+              </w:rPr>
+              <w:t xml:space="preserve">Привитие ценностей</w:t>
+            </w:r>
+          </w:p>
+        </w:tc>
+        <w:tc>
+          <w:tcPr>
+            <w:tcW w:type="dxa" w:w="11138"/>
+            <w:tcMar>
+              <w:top w:type="dxa" w:w="60"/>
+              <w:left w:type="dxa" w:w="100"/>
+              <w:bottom w:type="dxa" w:w="60"/>
+              <w:right w:type="dxa" w:w="100"/>
+            </w:tcMar>
+          </w:tcPr>
+          <w:p>
+            <w:pPr>
+              <w:spacing w:after="20" w:before="0"/>
+            </w:pPr>
+            <w:r>
+              <w:rPr>
+                <w:rFonts w:ascii="Times New Roman" w:cs="Times New Roman" w:eastAsia="Times New Roman" w:hAnsi="Times New Roman"/>
+                <w:sz w:val="22"/>
+                <w:szCs w:val="22"/>
+              </w:rPr>
+              <w:t xml:space="preserve">Академическая честность, ответственность, сотрудничество.</w:t>
+            </w:r>
+          </w:p>
+        </w:tc>
+      </w:tr>
+      <w:tr>
+        <w:trPr>
+          <w:cantSplit/>
+        </w:trPr>
+        <w:tc>
+          <w:tcPr>
+            <w:tcW w:type="dxa" w:w="4000"/>
+            <w:shd w:fill="F3F6FA" w:color="auto" w:val="clear"/>
+            <w:tcMar>
+              <w:top w:type="dxa" w:w="60"/>
+              <w:left w:type="dxa" w:w="100"/>
+              <w:bottom w:type="dxa" w:w="60"/>
+              <w:right w:type="dxa" w:w="100"/>
+            </w:tcMar>
+          </w:tcPr>
+          <w:p>
+            <w:pPr>
+              <w:spacing w:after="20" w:before="0"/>
+            </w:pPr>
+            <w:r>
+              <w:rPr>
+                <w:rFonts w:ascii="Times New Roman" w:cs="Times New Roman" w:eastAsia="Times New Roman" w:hAnsi="Times New Roman"/>
+                <w:b/>
+                <w:bCs/>
+                <w:sz w:val="22"/>
+                <w:szCs w:val="22"/>
+              </w:rPr>
+              <w:t xml:space="preserve">Межпредметные связи</w:t>
+            </w:r>
+          </w:p>
+        </w:tc>
+        <w:tc>
+          <w:tcPr>
+            <w:tcW w:type="dxa" w:w="11138"/>
+            <w:tcMar>
+              <w:top w:type="dxa" w:w="60"/>
+              <w:left w:type="dxa" w:w="100"/>
+              <w:bottom w:type="dxa" w:w="60"/>
+              <w:right w:type="dxa" w:w="100"/>
+            </w:tcMar>
+          </w:tcPr>
+          <w:p>
+            <w:pPr>
+              <w:spacing w:after="20" w:before="0"/>
+            </w:pPr>
+            <w:r>
+              <w:rPr>
+                <w:rFonts w:ascii="Times New Roman" w:cs="Times New Roman" w:eastAsia="Times New Roman" w:hAnsi="Times New Roman"/>
+                <w:sz w:val="22"/>
+                <w:szCs w:val="22"/>
+              </w:rPr>
+              <w:t xml:space="preserve">Математика: простые числа, делители, проценты.</w:t>
+            </w:r>
+          </w:p>
+        </w:tc>
+      </w:tr>
+      <w:tr>
+        <w:trPr>
+          <w:cantSplit/>
+        </w:trPr>
+        <w:tc>
+          <w:tcPr>
+            <w:tcW w:type="dxa" w:w="4000"/>
+            <w:shd w:fill="F3F6FA" w:color="auto" w:val="clear"/>
+            <w:tcMar>
+              <w:top w:type="dxa" w:w="60"/>
+              <w:left w:type="dxa" w:w="100"/>
+              <w:bottom w:type="dxa" w:w="60"/>
+              <w:right w:type="dxa" w:w="100"/>
+            </w:tcMar>
+          </w:tcPr>
+          <w:p>
+            <w:pPr>
+              <w:spacing w:after="20" w:before="0"/>
+            </w:pPr>
+            <w:r>
+              <w:rPr>
+                <w:rFonts w:ascii="Times New Roman" w:cs="Times New Roman" w:eastAsia="Times New Roman" w:hAnsi="Times New Roman"/>
+                <w:b/>
+                <w:bCs/>
+                <w:sz w:val="22"/>
+                <w:szCs w:val="22"/>
+              </w:rPr>
+              <w:t xml:space="preserve">Предварительные знания</w:t>
+            </w:r>
+          </w:p>
+        </w:tc>
+        <w:tc>
+          <w:tcPr>
+            <w:tcW w:type="dxa" w:w="11138"/>
+            <w:tcMar>
+              <w:top w:type="dxa" w:w="60"/>
+              <w:left w:type="dxa" w:w="100"/>
+              <w:bottom w:type="dxa" w:w="60"/>
+              <w:right w:type="dxa" w:w="100"/>
+            </w:tcMar>
+          </w:tcPr>
+          <w:p>
+            <w:pPr>
+              <w:spacing w:after="20" w:before="0"/>
+            </w:pPr>
+            <w:r>
+              <w:rPr>
+                <w:rFonts w:ascii="Times New Roman" w:cs="Times New Roman" w:eastAsia="Times New Roman" w:hAnsi="Times New Roman"/>
+                <w:sz w:val="22"/>
+                <w:szCs w:val="22"/>
+              </w:rPr>
+              <w:t xml:space="preserve">Урок 1: break, continue, else, while True (теория и раздатка).</w:t>
+            </w:r>
+          </w:p>
+        </w:tc>
+      </w:tr>
+    </w:tbl>
+    <w:p>
+      <w:pPr>
+        <w:spacing w:after="80" w:before="200"/>
+        <w:jc w:val="center"/>
+      </w:pPr>
+      <w:r>
+        <w:rPr>
+          <w:rFonts w:ascii="Times New Roman" w:cs="Times New Roman" w:eastAsia="Times New Roman" w:hAnsi="Times New Roman"/>
+          <w:b/>
+          <w:bCs/>
+          <w:sz w:val="26"/>
+          <w:szCs w:val="26"/>
+        </w:rPr>
+        <w:t xml:space="preserve">Ход урока</w:t>
+      </w:r>
+    </w:p>
+    <w:tbl>
+      <w:tblPr>
+        <w:tblW w:type="dxa" w:w="15138"/>
+        <w:tblBorders>
+          <w:top w:val="single" w:color="808080" w:sz="4"/>
+          <w:left w:val="single" w:color="808080" w:sz="4"/>
+          <w:bottom w:val="single" w:color="808080" w:sz="4"/>
+          <w:right w:val="single" w:color="808080" w:sz="4"/>
+          <w:insideH w:val="single" w:color="808080" w:sz="4"/>
+          <w:insideV w:val="single" w:color="808080" w:sz="4"/>
+        </w:tblBorders>
+      </w:tblPr>
+      <w:tblGrid>
+        <w:gridCol w:w="2600"/>
+        <w:gridCol w:w="5400"/>
+        <w:gridCol w:w="2900"/>
+        <w:gridCol w:w="2500"/>
+        <w:gridCol w:w="1738"/>
+      </w:tblGrid>
+      <w:tr>
+        <w:trPr>
+          <w:tblHeader/>
+        </w:trPr>
+        <w:tc>
+          <w:tcPr>
+            <w:tcW w:type="dxa" w:w="2600"/>
+            <w:shd w:fill="E8EEF7" w:color="auto" w:val="clear"/>
+            <w:tcMar>
+              <w:top w:type="dxa" w:w="60"/>
+              <w:left w:type="dxa" w:w="100"/>
+              <w:bottom w:type="dxa" w:w="60"/>
+              <w:right w:type="dxa" w:w="100"/>
+            </w:tcMar>
+          </w:tcPr>
+          <w:p>
+            <w:pPr>
+              <w:spacing w:after="20" w:before="0"/>
+            </w:pPr>
+            <w:r>
+              <w:rPr>
+                <w:rFonts w:ascii="Times New Roman" w:cs="Times New Roman" w:eastAsia="Times New Roman" w:hAnsi="Times New Roman"/>
+                <w:b/>
+                <w:bCs/>
+                <w:sz w:val="22"/>
+                <w:szCs w:val="22"/>
+              </w:rPr>
+              <w:t xml:space="preserve">Этап урока / время</w:t>
+            </w:r>
+          </w:p>
+        </w:tc>
+        <w:tc>
+          <w:tcPr>
+            <w:tcW w:type="dxa" w:w="5400"/>
+            <w:shd w:fill="E8EEF7" w:color="auto" w:val="clear"/>
+            <w:tcMar>
+              <w:top w:type="dxa" w:w="60"/>
+              <w:left w:type="dxa" w:w="100"/>
+              <w:bottom w:type="dxa" w:w="60"/>
+              <w:right w:type="dxa" w:w="100"/>
+            </w:tcMar>
+          </w:tcPr>
+          <w:p>
+            <w:pPr>
+              <w:spacing w:after="20" w:before="0"/>
+            </w:pPr>
+            <w:r>
+              <w:rPr>
+                <w:rFonts w:ascii="Times New Roman" w:cs="Times New Roman" w:eastAsia="Times New Roman" w:hAnsi="Times New Roman"/>
+                <w:b/>
+                <w:bCs/>
+                <w:sz w:val="22"/>
+                <w:szCs w:val="22"/>
+              </w:rPr>
+              <w:t xml:space="preserve">Деятельность педагога</w:t>
+            </w:r>
+          </w:p>
+        </w:tc>
+        <w:tc>
+          <w:tcPr>
+            <w:tcW w:type="dxa" w:w="2900"/>
+            <w:shd w:fill="E8EEF7" w:color="auto" w:val="clear"/>
+            <w:tcMar>
+              <w:top w:type="dxa" w:w="60"/>
+              <w:left w:type="dxa" w:w="100"/>
+              <w:bottom w:type="dxa" w:w="60"/>
+              <w:right w:type="dxa" w:w="100"/>
+            </w:tcMar>
+          </w:tcPr>
+          <w:p>
+            <w:pPr>
+              <w:spacing w:after="20" w:before="0"/>
+            </w:pPr>
+            <w:r>
+              <w:rPr>
+                <w:rFonts w:ascii="Times New Roman" w:cs="Times New Roman" w:eastAsia="Times New Roman" w:hAnsi="Times New Roman"/>
+                <w:b/>
+                <w:bCs/>
+                <w:sz w:val="22"/>
+                <w:szCs w:val="22"/>
+              </w:rPr>
+              <w:t xml:space="preserve">Деятельность учащихся</w:t>
+            </w:r>
+          </w:p>
+        </w:tc>
+        <w:tc>
+          <w:tcPr>
+            <w:tcW w:type="dxa" w:w="2500"/>
+            <w:shd w:fill="E8EEF7" w:color="auto" w:val="clear"/>
+            <w:tcMar>
+              <w:top w:type="dxa" w:w="60"/>
+              <w:left w:type="dxa" w:w="100"/>
+              <w:bottom w:type="dxa" w:w="60"/>
+              <w:right w:type="dxa" w:w="100"/>
+            </w:tcMar>
+          </w:tcPr>
+          <w:p>
+            <w:pPr>
+              <w:spacing w:after="20" w:before="0"/>
+            </w:pPr>
+            <w:r>
+              <w:rPr>
+                <w:rFonts w:ascii="Times New Roman" w:cs="Times New Roman" w:eastAsia="Times New Roman" w:hAnsi="Times New Roman"/>
+                <w:b/>
+                <w:bCs/>
+                <w:sz w:val="22"/>
+                <w:szCs w:val="22"/>
+              </w:rPr>
+              <w:t xml:space="preserve">Оценивание</w:t>
+            </w:r>
+          </w:p>
+        </w:tc>
+        <w:tc>
+          <w:tcPr>
+            <w:tcW w:type="dxa" w:w="1738"/>
+            <w:shd w:fill="E8EEF7" w:color="auto" w:val="clear"/>
+            <w:tcMar>
+              <w:top w:type="dxa" w:w="60"/>
+              <w:left w:type="dxa" w:w="100"/>
+              <w:bottom w:type="dxa" w:w="60"/>
+              <w:right w:type="dxa" w:w="100"/>
+            </w:tcMar>
+          </w:tcPr>
+          <w:p>
+            <w:pPr>
+              <w:spacing w:after="20" w:before="0"/>
+            </w:pPr>
+            <w:r>
+              <w:rPr>
+                <w:rFonts w:ascii="Times New Roman" w:cs="Times New Roman" w:eastAsia="Times New Roman" w:hAnsi="Times New Roman"/>
+                <w:b/>
+                <w:bCs/>
+                <w:sz w:val="22"/>
+                <w:szCs w:val="22"/>
+              </w:rPr>
+              <w:t xml:space="preserve">Ресурсы</w:t>
+            </w:r>
+          </w:p>
+        </w:tc>
+      </w:tr>
+      <w:tr>
+        <w:trPr>
+          <w:cantSplit/>
+        </w:trPr>
+        <w:tc>
+          <w:tcPr>
+            <w:tcW w:type="dxa" w:w="2600"/>
+            <w:tcMar>
+              <w:top w:type="dxa" w:w="60"/>
+              <w:left w:type="dxa" w:w="100"/>
+              <w:bottom w:type="dxa" w:w="60"/>
+              <w:right w:type="dxa" w:w="100"/>
+            </w:tcMar>
+          </w:tcPr>
+          <w:p>
+            <w:pPr>
+              <w:spacing w:after="20" w:before="0"/>
+            </w:pPr>
+            <w:r>
+              <w:rPr>
+                <w:rFonts w:ascii="Times New Roman" w:cs="Times New Roman" w:eastAsia="Times New Roman" w:hAnsi="Times New Roman"/>
+                <w:b/>
+                <w:bCs/>
+                <w:sz w:val="22"/>
+                <w:szCs w:val="22"/>
+              </w:rPr>
+              <w:t xml:space="preserve">Организационный момент, повторение</w:t>
+            </w:r>
+          </w:p>
+          <w:p>
+            <w:pPr>
+              <w:spacing w:after="60" w:before="0"/>
+            </w:pPr>
+            <w:r>
+              <w:rPr>
+                <w:rFonts w:ascii="Times New Roman" w:cs="Times New Roman" w:eastAsia="Times New Roman" w:hAnsi="Times New Roman"/>
+                <w:sz w:val="22"/>
+                <w:szCs w:val="22"/>
+              </w:rPr>
+              <w:t xml:space="preserve">0–3 мин</w:t>
+            </w:r>
+          </w:p>
+        </w:tc>
+        <w:tc>
+          <w:tcPr>
+            <w:tcW w:type="dxa" w:w="5400"/>
+            <w:tcMar>
+              <w:top w:type="dxa" w:w="60"/>
+              <w:left w:type="dxa" w:w="100"/>
+              <w:bottom w:type="dxa" w:w="60"/>
+              <w:right w:type="dxa" w:w="100"/>
+            </w:tcMar>
+          </w:tcPr>
+          <w:p>
+            <w:pPr>
+              <w:spacing w:after="60" w:before="0"/>
+            </w:pPr>
+            <w:r>
+              <w:rPr>
+                <w:rFonts w:ascii="Times New Roman" w:cs="Times New Roman" w:eastAsia="Times New Roman" w:hAnsi="Times New Roman"/>
+                <w:sz w:val="22"/>
+                <w:szCs w:val="22"/>
+              </w:rPr>
+              <w:t xml:space="preserve">Приветствие. Кратко повторяет прошлый урок: что делают break, continue, else; частые ошибки.</w:t>
+            </w:r>
+          </w:p>
+        </w:tc>
+        <w:tc>
+          <w:tcPr>
+            <w:tcW w:type="dxa" w:w="2900"/>
+            <w:tcMar>
+              <w:top w:type="dxa" w:w="60"/>
+              <w:left w:type="dxa" w:w="100"/>
+              <w:bottom w:type="dxa" w:w="60"/>
+              <w:right w:type="dxa" w:w="100"/>
+            </w:tcMar>
+          </w:tcPr>
+          <w:p>
+            <w:pPr>
+              <w:spacing w:after="40" w:before="0"/>
+            </w:pPr>
+            <w:r>
+              <w:rPr>
+                <w:rFonts w:ascii="Times New Roman" w:cs="Times New Roman" w:eastAsia="Times New Roman" w:hAnsi="Times New Roman"/>
+                <w:sz w:val="22"/>
+                <w:szCs w:val="22"/>
+              </w:rPr>
+              <w:t xml:space="preserve">Отвечают устно.</w:t>
+            </w:r>
+          </w:p>
+        </w:tc>
+        <w:tc>
+          <w:tcPr>
+            <w:tcW w:type="dxa" w:w="2500"/>
+            <w:tcMar>
+              <w:top w:type="dxa" w:w="60"/>
+              <w:left w:type="dxa" w:w="100"/>
+              <w:bottom w:type="dxa" w:w="60"/>
+              <w:right w:type="dxa" w:w="100"/>
+            </w:tcMar>
+          </w:tcPr>
+          <w:p>
+            <w:pPr>
+              <w:spacing w:after="40" w:before="0"/>
+            </w:pPr>
+            <w:r>
+              <w:rPr>
+                <w:rFonts w:ascii="Times New Roman" w:cs="Times New Roman" w:eastAsia="Times New Roman" w:hAnsi="Times New Roman"/>
+                <w:sz w:val="22"/>
+                <w:szCs w:val="22"/>
+              </w:rPr>
+              <w:t xml:space="preserve">Устная обратная связь</w:t>
+            </w:r>
+          </w:p>
+        </w:tc>
+        <w:tc>
+          <w:tcPr>
+            <w:tcW w:type="dxa" w:w="1738"/>
+            <w:tcMar>
+              <w:top w:type="dxa" w:w="60"/>
+              <w:left w:type="dxa" w:w="100"/>
+              <w:bottom w:type="dxa" w:w="60"/>
+              <w:right w:type="dxa" w:w="100"/>
+            </w:tcMar>
+          </w:tcPr>
+          <w:p>
+            <w:pPr>
+              <w:spacing w:after="40" w:before="0"/>
+            </w:pPr>
+            <w:r>
+              <w:rPr>
+                <w:rFonts w:ascii="Times New Roman" w:cs="Times New Roman" w:eastAsia="Times New Roman" w:hAnsi="Times New Roman"/>
+                <w:sz w:val="22"/>
+                <w:szCs w:val="22"/>
+              </w:rPr>
+              <w:t xml:space="preserve">Слайд 11</w:t>
+            </w:r>
+          </w:p>
+        </w:tc>
+      </w:tr>
+      <w:tr>
+        <w:trPr>
+          <w:cantSplit/>
+        </w:trPr>
+        <w:tc>
+          <w:tcPr>
+            <w:tcW w:type="dxa" w:w="2600"/>
+            <w:tcMar>
+              <w:top w:type="dxa" w:w="60"/>
+              <w:left w:type="dxa" w:w="100"/>
+              <w:bottom w:type="dxa" w:w="60"/>
+              <w:right w:type="dxa" w:w="100"/>
+            </w:tcMar>
+          </w:tcPr>
+          <w:p>
+            <w:pPr>
+              <w:spacing w:after="20" w:before="0"/>
+            </w:pPr>
+            <w:r>
+              <w:rPr>
+                <w:rFonts w:ascii="Times New Roman" w:cs="Times New Roman" w:eastAsia="Times New Roman" w:hAnsi="Times New Roman"/>
+                <w:b/>
+                <w:bCs/>
+                <w:sz w:val="22"/>
+                <w:szCs w:val="22"/>
+              </w:rPr>
+              <w:t xml:space="preserve">Инструктаж</w:t>
+            </w:r>
+          </w:p>
+          <w:p>
+            <w:pPr>
+              <w:spacing w:after="60" w:before="0"/>
+            </w:pPr>
+            <w:r>
+              <w:rPr>
+                <w:rFonts w:ascii="Times New Roman" w:cs="Times New Roman" w:eastAsia="Times New Roman" w:hAnsi="Times New Roman"/>
+                <w:sz w:val="22"/>
+                <w:szCs w:val="22"/>
+              </w:rPr>
+              <w:t xml:space="preserve">3–6 мин</w:t>
+            </w:r>
+          </w:p>
+        </w:tc>
+        <w:tc>
+          <w:tcPr>
+            <w:tcW w:type="dxa" w:w="5400"/>
+            <w:tcMar>
+              <w:top w:type="dxa" w:w="60"/>
+              <w:left w:type="dxa" w:w="100"/>
+              <w:bottom w:type="dxa" w:w="60"/>
+              <w:right w:type="dxa" w:w="100"/>
+            </w:tcMar>
+          </w:tcPr>
+          <w:p>
+            <w:pPr>
+              <w:spacing w:after="60" w:before="0"/>
+            </w:pPr>
+            <w:r>
+              <w:rPr>
+                <w:rFonts w:ascii="Times New Roman" w:cs="Times New Roman" w:eastAsia="Times New Roman" w:hAnsi="Times New Roman"/>
+                <w:sz w:val="22"/>
+                <w:szCs w:val="22"/>
+              </w:rPr>
+              <w:t xml:space="preserve">Просит открыть файл break-continue-8.1.4.5.html: выбрать класс, затем себя из списка → теория (при необходимости) → «Перейти к задачам». Правила: инструкции из условия (break, continue, else) обязательны; не переключать язык системными клавишами (режим «⌨ Латиница»); не выходить из полноэкранного режима (2 предупреждения, на 3-м работа завершается).</w:t>
+            </w:r>
+          </w:p>
+        </w:tc>
+        <w:tc>
+          <w:tcPr>
+            <w:tcW w:type="dxa" w:w="2900"/>
+            <w:tcMar>
+              <w:top w:type="dxa" w:w="60"/>
+              <w:left w:type="dxa" w:w="100"/>
+              <w:bottom w:type="dxa" w:w="60"/>
+              <w:right w:type="dxa" w:w="100"/>
+            </w:tcMar>
+          </w:tcPr>
+          <w:p>
+            <w:pPr>
+              <w:spacing w:after="40" w:before="0"/>
+            </w:pPr>
+            <w:r>
+              <w:rPr>
+                <w:rFonts w:ascii="Times New Roman" w:cs="Times New Roman" w:eastAsia="Times New Roman" w:hAnsi="Times New Roman"/>
+                <w:sz w:val="22"/>
+                <w:szCs w:val="22"/>
+              </w:rPr>
+              <w:t xml:space="preserve">Открывают файл, выбирают класс и себя из списка.</w:t>
+            </w:r>
+          </w:p>
+        </w:tc>
+        <w:tc>
+          <w:tcPr>
+            <w:tcW w:type="dxa" w:w="2500"/>
+            <w:tcMar>
+              <w:top w:type="dxa" w:w="60"/>
+              <w:left w:type="dxa" w:w="100"/>
+              <w:bottom w:type="dxa" w:w="60"/>
+              <w:right w:type="dxa" w:w="100"/>
+            </w:tcMar>
+          </w:tcPr>
+          <w:p>
+            <w:pPr>
+              <w:spacing w:after="40" w:before="0"/>
+            </w:pPr>
+            <w:r>
+              <w:rPr>
+                <w:rFonts w:ascii="Times New Roman" w:cs="Times New Roman" w:eastAsia="Times New Roman" w:hAnsi="Times New Roman"/>
+                <w:sz w:val="22"/>
+                <w:szCs w:val="22"/>
+              </w:rPr>
+              <w:t xml:space="preserve">—</w:t>
+            </w:r>
+          </w:p>
+        </w:tc>
+        <w:tc>
+          <w:tcPr>
+            <w:tcW w:type="dxa" w:w="1738"/>
+            <w:tcMar>
+              <w:top w:type="dxa" w:w="60"/>
+              <w:left w:type="dxa" w:w="100"/>
+              <w:bottom w:type="dxa" w:w="60"/>
+              <w:right w:type="dxa" w:w="100"/>
+            </w:tcMar>
+          </w:tcPr>
+          <w:p>
+            <w:pPr>
+              <w:spacing w:after="40" w:before="0"/>
+            </w:pPr>
+            <w:r>
+              <w:rPr>
+                <w:rFonts w:ascii="Times New Roman" w:cs="Times New Roman" w:eastAsia="Times New Roman" w:hAnsi="Times New Roman"/>
+                <w:sz w:val="22"/>
+                <w:szCs w:val="22"/>
+              </w:rPr>
+              <w:t xml:space="preserve">Слайды 13–14</w:t>
+            </w:r>
+          </w:p>
+        </w:tc>
+      </w:tr>
+      <w:tr>
+        <w:trPr>
+          <w:cantSplit/>
+        </w:trPr>
+        <w:tc>
+          <w:tcPr>
+            <w:tcW w:type="dxa" w:w="2600"/>
+            <w:tcMar>
+              <w:top w:type="dxa" w:w="60"/>
+              <w:left w:type="dxa" w:w="100"/>
+              <w:bottom w:type="dxa" w:w="60"/>
+              <w:right w:type="dxa" w:w="100"/>
+            </w:tcMar>
+          </w:tcPr>
+          <w:p>
+            <w:pPr>
+              <w:spacing w:after="20" w:before="0"/>
+            </w:pPr>
+            <w:r>
+              <w:rPr>
+                <w:rFonts w:ascii="Times New Roman" w:cs="Times New Roman" w:eastAsia="Times New Roman" w:hAnsi="Times New Roman"/>
+                <w:b/>
+                <w:bCs/>
+                <w:sz w:val="22"/>
+                <w:szCs w:val="22"/>
+              </w:rPr>
+              <w:t xml:space="preserve">Формативная работа</w:t>
+            </w:r>
+          </w:p>
+          <w:p>
+            <w:pPr>
+              <w:spacing w:after="60" w:before="0"/>
+            </w:pPr>
+            <w:r>
+              <w:rPr>
+                <w:rFonts w:ascii="Times New Roman" w:cs="Times New Roman" w:eastAsia="Times New Roman" w:hAnsi="Times New Roman"/>
+                <w:sz w:val="22"/>
+                <w:szCs w:val="22"/>
+              </w:rPr>
+              <w:t xml:space="preserve">6–76 мин</w:t>
+            </w:r>
+          </w:p>
+        </w:tc>
+        <w:tc>
+          <w:tcPr>
+            <w:tcW w:type="dxa" w:w="5400"/>
+            <w:tcMar>
+              <w:top w:type="dxa" w:w="60"/>
+              <w:left w:type="dxa" w:w="100"/>
+              <w:bottom w:type="dxa" w:w="60"/>
+              <w:right w:type="dxa" w:w="100"/>
+            </w:tcMar>
+          </w:tcPr>
+          <w:p>
+            <w:pPr>
+              <w:spacing w:after="60" w:before="0"/>
+            </w:pPr>
+            <w:r>
+              <w:rPr>
+                <w:rFonts w:ascii="Times New Roman" w:cs="Times New Roman" w:eastAsia="Times New Roman" w:hAnsi="Times New Roman"/>
+                <w:sz w:val="22"/>
+                <w:szCs w:val="22"/>
+              </w:rPr>
+              <w:t xml:space="preserve">Наблюдает за работой, задаёт наводящие вопросы (ответ не подсказывает). 13 олимпиадных задач: A (1–4), B (5–7), C (8–13). Каждая проверяется на 8 тестах, 1 балл. К теории можно вернуться кнопкой «📖 Теория».</w:t>
+            </w:r>
+          </w:p>
+          <w:p>
+            <w:pPr>
+              <w:spacing w:after="60" w:before="0"/>
+            </w:pPr>
+            <w:r>
+              <w:rPr>
+                <w:rFonts w:ascii="Times New Roman" w:cs="Times New Roman" w:eastAsia="Times New Roman" w:hAnsi="Times New Roman"/>
+                <w:sz w:val="22"/>
+                <w:szCs w:val="22"/>
+              </w:rPr>
+              <w:t xml:space="preserve">Таймер в файле — 80 минут (WORK_MIN): на 76-й минуте ученики нажимают «Завершить работу».</w:t>
+            </w:r>
+          </w:p>
+          <w:p>
+            <w:pPr>
+              <w:spacing w:after="60" w:before="0"/>
+            </w:pPr>
+            <w:r>
+              <w:rPr>
+                <w:rFonts w:ascii="Times New Roman" w:cs="Times New Roman" w:eastAsia="Times New Roman" w:hAnsi="Times New Roman"/>
+                <w:sz w:val="22"/>
+                <w:szCs w:val="22"/>
+              </w:rPr>
+              <w:t xml:space="preserve">На 40-й минуте — гимнастика для глаз (1–2 минуты).</w:t>
+            </w:r>
+          </w:p>
+        </w:tc>
+        <w:tc>
+          <w:tcPr>
+            <w:tcW w:type="dxa" w:w="2900"/>
+            <w:tcMar>
+              <w:top w:type="dxa" w:w="60"/>
+              <w:left w:type="dxa" w:w="100"/>
+              <w:bottom w:type="dxa" w:w="60"/>
+              <w:right w:type="dxa" w:w="100"/>
+            </w:tcMar>
+          </w:tcPr>
+          <w:p>
+            <w:pPr>
+              <w:spacing w:after="40" w:before="0"/>
+            </w:pPr>
+            <w:r>
+              <w:rPr>
+                <w:rFonts w:ascii="Times New Roman" w:cs="Times New Roman" w:eastAsia="Times New Roman" w:hAnsi="Times New Roman"/>
+                <w:sz w:val="22"/>
+                <w:szCs w:val="22"/>
+              </w:rPr>
+              <w:t xml:space="preserve">Пишут программы на Python, проверяют кнопками «▶ Запустить» и «✓ Проверить».</w:t>
+            </w:r>
+          </w:p>
+        </w:tc>
+        <w:tc>
+          <w:tcPr>
+            <w:tcW w:type="dxa" w:w="2500"/>
+            <w:tcMar>
+              <w:top w:type="dxa" w:w="60"/>
+              <w:left w:type="dxa" w:w="100"/>
+              <w:bottom w:type="dxa" w:w="60"/>
+              <w:right w:type="dxa" w:w="100"/>
+            </w:tcMar>
+          </w:tcPr>
+          <w:p>
+            <w:pPr>
+              <w:spacing w:after="40" w:before="0"/>
+            </w:pPr>
+            <w:r>
+              <w:rPr>
+                <w:rFonts w:ascii="Times New Roman" w:cs="Times New Roman" w:eastAsia="Times New Roman" w:hAnsi="Times New Roman"/>
+                <w:sz w:val="22"/>
+                <w:szCs w:val="22"/>
+              </w:rPr>
+              <w:t xml:space="preserve">Автоматическая проверка: 8 тестов + обязательная инструкция; 13 баллов. На странице результата — таблица и разбор.</w:t>
+            </w:r>
+          </w:p>
+        </w:tc>
+        <w:tc>
+          <w:tcPr>
+            <w:tcW w:type="dxa" w:w="1738"/>
+            <w:tcMar>
+              <w:top w:type="dxa" w:w="60"/>
+              <w:left w:type="dxa" w:w="100"/>
+              <w:bottom w:type="dxa" w:w="60"/>
+              <w:right w:type="dxa" w:w="100"/>
+            </w:tcMar>
+          </w:tcPr>
+          <w:p>
+            <w:pPr>
+              <w:spacing w:after="40" w:before="0"/>
+            </w:pPr>
+            <w:r>
+              <w:rPr>
+                <w:rFonts w:ascii="Times New Roman" w:cs="Times New Roman" w:eastAsia="Times New Roman" w:hAnsi="Times New Roman"/>
+                <w:sz w:val="22"/>
+                <w:szCs w:val="22"/>
+              </w:rPr>
+              <w:t xml:space="preserve">break-continue-8.1.4.5.html</w:t>
+            </w:r>
+          </w:p>
+        </w:tc>
+      </w:tr>
+      <w:tr>
+        <w:trPr>
+          <w:cantSplit/>
+        </w:trPr>
+        <w:tc>
+          <w:tcPr>
+            <w:tcW w:type="dxa" w:w="2600"/>
+            <w:tcMar>
+              <w:top w:type="dxa" w:w="60"/>
+              <w:left w:type="dxa" w:w="100"/>
+              <w:bottom w:type="dxa" w:w="60"/>
+              <w:right w:type="dxa" w:w="100"/>
+            </w:tcMar>
+          </w:tcPr>
+          <w:p>
+            <w:pPr>
+              <w:spacing w:after="20" w:before="0"/>
+            </w:pPr>
+            <w:r>
+              <w:rPr>
+                <w:rFonts w:ascii="Times New Roman" w:cs="Times New Roman" w:eastAsia="Times New Roman" w:hAnsi="Times New Roman"/>
+                <w:b/>
+                <w:bCs/>
+                <w:sz w:val="22"/>
+                <w:szCs w:val="22"/>
+              </w:rPr>
+              <w:t xml:space="preserve">Рефлексия</w:t>
+            </w:r>
+          </w:p>
+          <w:p>
+            <w:pPr>
+              <w:spacing w:after="60" w:before="0"/>
+            </w:pPr>
+            <w:r>
+              <w:rPr>
+                <w:rFonts w:ascii="Times New Roman" w:cs="Times New Roman" w:eastAsia="Times New Roman" w:hAnsi="Times New Roman"/>
+                <w:sz w:val="22"/>
+                <w:szCs w:val="22"/>
+              </w:rPr>
+              <w:t xml:space="preserve">76–80 мин</w:t>
+            </w:r>
+          </w:p>
+        </w:tc>
+        <w:tc>
+          <w:tcPr>
+            <w:tcW w:type="dxa" w:w="5400"/>
+            <w:tcMar>
+              <w:top w:type="dxa" w:w="60"/>
+              <w:left w:type="dxa" w:w="100"/>
+              <w:bottom w:type="dxa" w:w="60"/>
+              <w:right w:type="dxa" w:w="100"/>
+            </w:tcMar>
+          </w:tcPr>
+          <w:p>
+            <w:pPr>
+              <w:spacing w:after="60" w:before="0"/>
+            </w:pPr>
+            <w:r>
+              <w:rPr>
+                <w:rFonts w:ascii="Times New Roman" w:cs="Times New Roman" w:eastAsia="Times New Roman" w:hAnsi="Times New Roman"/>
+                <w:sz w:val="22"/>
+                <w:szCs w:val="22"/>
+              </w:rPr>
+              <w:t xml:space="preserve">Просит посмотреть таблицу на странице результата. «Светофор». Домашнее задание: нерешённые задачи в тетради.</w:t>
+            </w:r>
+          </w:p>
+        </w:tc>
+        <w:tc>
+          <w:tcPr>
+            <w:tcW w:type="dxa" w:w="2900"/>
+            <w:tcMar>
+              <w:top w:type="dxa" w:w="60"/>
+              <w:left w:type="dxa" w:w="100"/>
+              <w:bottom w:type="dxa" w:w="60"/>
+              <w:right w:type="dxa" w:w="100"/>
+            </w:tcMar>
+          </w:tcPr>
+          <w:p>
+            <w:pPr>
+              <w:spacing w:after="40" w:before="0"/>
+            </w:pPr>
+            <w:r>
+              <w:rPr>
+                <w:rFonts w:ascii="Times New Roman" w:cs="Times New Roman" w:eastAsia="Times New Roman" w:hAnsi="Times New Roman"/>
+                <w:sz w:val="22"/>
+                <w:szCs w:val="22"/>
+              </w:rPr>
+              <w:t xml:space="preserve">Анализируют результат, поднимают карточку светофора.</w:t>
+            </w:r>
+          </w:p>
+        </w:tc>
+        <w:tc>
+          <w:tcPr>
+            <w:tcW w:type="dxa" w:w="2500"/>
+            <w:tcMar>
+              <w:top w:type="dxa" w:w="60"/>
+              <w:left w:type="dxa" w:w="100"/>
+              <w:bottom w:type="dxa" w:w="60"/>
+              <w:right w:type="dxa" w:w="100"/>
+            </w:tcMar>
+          </w:tcPr>
+          <w:p>
+            <w:pPr>
+              <w:spacing w:after="40" w:before="0"/>
+            </w:pPr>
+            <w:r>
+              <w:rPr>
+                <w:rFonts w:ascii="Times New Roman" w:cs="Times New Roman" w:eastAsia="Times New Roman" w:hAnsi="Times New Roman"/>
+                <w:sz w:val="22"/>
+                <w:szCs w:val="22"/>
+              </w:rPr>
+              <w:t xml:space="preserve">Самооценка</w:t>
+            </w:r>
+          </w:p>
+        </w:tc>
+        <w:tc>
+          <w:tcPr>
+            <w:tcW w:type="dxa" w:w="1738"/>
+            <w:tcMar>
+              <w:top w:type="dxa" w:w="60"/>
+              <w:left w:type="dxa" w:w="100"/>
+              <w:bottom w:type="dxa" w:w="60"/>
+              <w:right w:type="dxa" w:w="100"/>
+            </w:tcMar>
+          </w:tcPr>
+          <w:p>
+            <w:pPr>
+              <w:spacing w:after="40" w:before="0"/>
+            </w:pPr>
+            <w:r>
+              <w:rPr>
+                <w:rFonts w:ascii="Times New Roman" w:cs="Times New Roman" w:eastAsia="Times New Roman" w:hAnsi="Times New Roman"/>
+                <w:sz w:val="22"/>
+                <w:szCs w:val="22"/>
+              </w:rPr>
+              <w:t xml:space="preserve">Слайд 15</w:t>
+            </w:r>
+          </w:p>
+        </w:tc>
+      </w:tr>
+    </w:tbl>
+    <w:tbl>
+      <w:tblPr>
+        <w:tblW w:type="dxa" w:w="15138"/>
+        <w:tblBorders>
+          <w:top w:val="single" w:color="808080" w:sz="4"/>
+          <w:left w:val="single" w:color="808080" w:sz="4"/>
+          <w:bottom w:val="single" w:color="808080" w:sz="4"/>
+          <w:right w:val="single" w:color="808080" w:sz="4"/>
+          <w:insideH w:val="single" w:color="808080" w:sz="4"/>
+          <w:insideV w:val="single" w:color="808080" w:sz="4"/>
+        </w:tblBorders>
+      </w:tblPr>
+      <w:tblGrid>
+        <w:gridCol w:w="5046"/>
+        <w:gridCol w:w="5046"/>
+        <w:gridCol w:w="5046"/>
+      </w:tblGrid>
+      <w:tr>
+        <w:tc>
+          <w:tcPr>
+            <w:tcW w:type="dxa" w:w="5046"/>
+            <w:shd w:fill="E8EEF7" w:color="auto" w:val="clear"/>
+            <w:tcMar>
+              <w:top w:type="dxa" w:w="60"/>
+              <w:left w:type="dxa" w:w="100"/>
+              <w:bottom w:type="dxa" w:w="60"/>
+              <w:right w:type="dxa" w:w="100"/>
+            </w:tcMar>
+          </w:tcPr>
+          <w:p>
+            <w:pPr>
+              <w:spacing w:after="20" w:before="0"/>
+            </w:pPr>
+            <w:r>
+              <w:rPr>
+                <w:rFonts w:ascii="Times New Roman" w:cs="Times New Roman" w:eastAsia="Times New Roman" w:hAnsi="Times New Roman"/>
+                <w:b/>
+                <w:bCs/>
+                <w:sz w:val="22"/>
+                <w:szCs w:val="22"/>
+              </w:rPr>
+              <w:t xml:space="preserve">Дифференциация</w:t>
+            </w:r>
+          </w:p>
+        </w:tc>
+        <w:tc>
+          <w:tcPr>
+            <w:tcW w:type="dxa" w:w="5046"/>
+            <w:shd w:fill="E8EEF7" w:color="auto" w:val="clear"/>
+            <w:tcMar>
+              <w:top w:type="dxa" w:w="60"/>
+              <w:left w:type="dxa" w:w="100"/>
+              <w:bottom w:type="dxa" w:w="60"/>
+              <w:right w:type="dxa" w:w="100"/>
+            </w:tcMar>
+          </w:tcPr>
+          <w:p>
+            <w:pPr>
+              <w:spacing w:after="20" w:before="0"/>
+            </w:pPr>
+            <w:r>
+              <w:rPr>
+                <w:rFonts w:ascii="Times New Roman" w:cs="Times New Roman" w:eastAsia="Times New Roman" w:hAnsi="Times New Roman"/>
+                <w:b/>
+                <w:bCs/>
+                <w:sz w:val="22"/>
+                <w:szCs w:val="22"/>
+              </w:rPr>
+              <w:t xml:space="preserve">Оценивание</w:t>
+            </w:r>
+          </w:p>
+        </w:tc>
+        <w:tc>
+          <w:tcPr>
+            <w:tcW w:type="dxa" w:w="5046"/>
+            <w:shd w:fill="E8EEF7" w:color="auto" w:val="clear"/>
+            <w:tcMar>
+              <w:top w:type="dxa" w:w="60"/>
+              <w:left w:type="dxa" w:w="100"/>
+              <w:bottom w:type="dxa" w:w="60"/>
+              <w:right w:type="dxa" w:w="100"/>
+            </w:tcMar>
+          </w:tcPr>
+          <w:p>
+            <w:pPr>
+              <w:spacing w:after="20" w:before="0"/>
+            </w:pPr>
+            <w:r>
+              <w:rPr>
+                <w:rFonts w:ascii="Times New Roman" w:cs="Times New Roman" w:eastAsia="Times New Roman" w:hAnsi="Times New Roman"/>
+                <w:b/>
+                <w:bCs/>
+                <w:sz w:val="22"/>
+                <w:szCs w:val="22"/>
+              </w:rPr>
+              <w:t xml:space="preserve">Здоровье и безопасность</w:t>
+            </w:r>
+          </w:p>
+        </w:tc>
+      </w:tr>
+      <w:tr>
+        <w:tc>
+          <w:tcPr>
+            <w:tcW w:type="dxa" w:w="5046"/>
+            <w:tcMar>
+              <w:top w:type="dxa" w:w="60"/>
+              <w:left w:type="dxa" w:w="100"/>
+              <w:bottom w:type="dxa" w:w="60"/>
+              <w:right w:type="dxa" w:w="100"/>
+            </w:tcMar>
+          </w:tcPr>
+          <w:p>
+            <w:pPr>
+              <w:spacing w:after="20" w:before="0"/>
+            </w:pPr>
+            <w:r>
+              <w:rPr>
+                <w:rFonts w:ascii="Times New Roman" w:cs="Times New Roman" w:eastAsia="Times New Roman" w:hAnsi="Times New Roman"/>
+                <w:sz w:val="22"/>
+                <w:szCs w:val="22"/>
+              </w:rPr>
+              <w:t xml:space="preserve">Задачи уровней A → B → C; у каждого ученика свои числа и тесты; к теории можно вернуться кнопкой «📖 Теория»; быстрым ученикам — задачи 11–13.</w:t>
+            </w:r>
+          </w:p>
+        </w:tc>
+        <w:tc>
+          <w:tcPr>
+            <w:tcW w:type="dxa" w:w="5046"/>
+            <w:tcMar>
+              <w:top w:type="dxa" w:w="60"/>
+              <w:left w:type="dxa" w:w="100"/>
+              <w:bottom w:type="dxa" w:w="60"/>
+              <w:right w:type="dxa" w:w="100"/>
+            </w:tcMar>
+          </w:tcPr>
+          <w:p>
+            <w:pPr>
+              <w:spacing w:after="20" w:before="0"/>
+            </w:pPr>
+            <w:r>
+              <w:rPr>
+                <w:rFonts w:ascii="Times New Roman" w:cs="Times New Roman" w:eastAsia="Times New Roman" w:hAnsi="Times New Roman"/>
+                <w:sz w:val="22"/>
+                <w:szCs w:val="22"/>
+              </w:rPr>
+              <w:t xml:space="preserve">Веб-ресурс — автоматическое оценивание (13 баллов); полный отчёт каждого ученика (тесты, инструкции, код, PDF) приходит учителю на почту. Самооценка — «светофор».</w:t>
             </w:r>
           </w:p>
         </w:tc>
